--- a/Submission/Response_to_Reviewers_GEODRS_D_25_00769.docx
+++ b/Submission/Response_to_Reviewers_GEODRS_D_25_00769.docx
@@ -28,12 +28,42 @@
       <w:r>
         <w:rPr>
           <w:rFonts w:ascii="Times New Roman" w:hAnsi="Times New Roman"/>
+          <w:b w:val="false"/>
+          <w:bCs w:val="false"/>
+          <w:color w:val="auto"/>
+          <w:sz w:val="24"/>
+        </w:rPr>
+        <w:t>A huge thank you to the reviewers for the feedback! Really appreciate the advice and suggestions. We did a big overhaul of the paper both in the analysis and the text. We hope we have captured and integrated all the all the comments. For any reviewers that want to dig deep into the specifics of the analyses please have a look at the notebooks of analysis (right hand side of the page) at https://alexkoiter.ca/terrain-attributes/</w:t>
+      </w:r>
+    </w:p>
+    <w:p>
+      <w:pPr>
+        <w:pStyle w:val="Heading2"/>
+        <w:rPr>
+          <w:b/>
+          <w:bCs/>
+        </w:rPr>
+      </w:pPr>
+      <w:r>
+        <w:rPr>
+          <w:rFonts w:ascii="Times New Roman" w:hAnsi="Times New Roman"/>
           <w:b/>
           <w:bCs/>
           <w:color w:val="auto"/>
+          <w:sz w:val="28"/>
+          <w:szCs w:val="28"/>
+        </w:rPr>
+        <w:t>Summary of changes</w:t>
+      </w:r>
+      <w:r>
+        <w:rPr>
+          <w:rFonts w:ascii="Times New Roman" w:hAnsi="Times New Roman"/>
+          <w:b w:val="false"/>
+          <w:bCs w:val="false"/>
+          <w:color w:val="auto"/>
           <w:sz w:val="24"/>
         </w:rPr>
-        <w:t>Summary of changes</w:t>
+        <w:t xml:space="preserve"> </w:t>
       </w:r>
     </w:p>
     <w:p>
@@ -109,8 +139,17 @@
           <w:color w:val="auto"/>
           <w:sz w:val="24"/>
         </w:rPr>
-        <w:t xml:space="preserve">- Re-framed the study's goals and objectives to align with a methods/sampling design framework, </w:t>
+        <w:t>- Re-framed the study's goals and objectives to align with a methods/sampling design framework, using DEM-derived terrain attributes and non-parametric importance ranking to inform and guide the sampling strategy.</w:t>
       </w:r>
+    </w:p>
+    <w:p>
+      <w:pPr>
+        <w:pStyle w:val="Heading2"/>
+        <w:rPr>
+          <w:b w:val="false"/>
+          <w:bCs w:val="false"/>
+        </w:rPr>
+      </w:pPr>
       <w:r>
         <w:rPr>
           <w:rFonts w:ascii="Times New Roman" w:hAnsi="Times New Roman"/>
@@ -119,56 +158,7 @@
           <w:color w:val="auto"/>
           <w:sz w:val="24"/>
         </w:rPr>
-        <w:t>using</w:t>
-      </w:r>
-      <w:r>
-        <w:rPr>
-          <w:rFonts w:ascii="Times New Roman" w:hAnsi="Times New Roman"/>
-          <w:b w:val="false"/>
-          <w:bCs w:val="false"/>
-          <w:color w:val="auto"/>
-          <w:sz w:val="24"/>
-        </w:rPr>
-        <w:t xml:space="preserve"> DEM-derived terrain attributes and non-parametric importance ranking to inform and guide the sampling strategy.</w:t>
-      </w:r>
-    </w:p>
-    <w:p>
-      <w:pPr>
-        <w:pStyle w:val="Heading2"/>
-        <w:rPr>
-          <w:b w:val="false"/>
-          <w:bCs w:val="false"/>
-        </w:rPr>
-      </w:pPr>
-      <w:r>
-        <w:rPr>
-          <w:rFonts w:ascii="Times New Roman" w:hAnsi="Times New Roman"/>
-          <w:b w:val="false"/>
-          <w:bCs w:val="false"/>
-          <w:color w:val="auto"/>
-          <w:sz w:val="24"/>
-        </w:rPr>
-        <w:t>-Re-conducted the random forest analysis using the original 49 grid-sampled data points per site, thereby eliminating interpolated data and addressing concerns of pseudoreplication. Implemented a variable importance stability metric and applied a bootstrap approach to estimate 95% confidence intervals for MSE and R² values, improving robustness given the small test</w:t>
-      </w:r>
-      <w:r>
-        <w:rPr>
-          <w:rFonts w:ascii="Times New Roman" w:hAnsi="Times New Roman"/>
-          <w:b w:val="false"/>
-          <w:bCs w:val="false"/>
-          <w:color w:val="auto"/>
-          <w:sz w:val="24"/>
-        </w:rPr>
-        <w:t>ing</w:t>
-      </w:r>
-      <w:r>
-        <w:rPr>
-          <w:rFonts w:ascii="Times New Roman" w:hAnsi="Times New Roman"/>
-          <w:b w:val="false"/>
-          <w:bCs w:val="false"/>
-          <w:color w:val="auto"/>
-          <w:sz w:val="24"/>
-        </w:rPr>
-        <w:t xml:space="preserve"> sample size.</w:t>
+        <w:t>-Re-conducted the random forest analysis using the original 49 grid-sampled data points per site, thereby eliminating interpolated data and addressing concerns of pseudoreplication. Implemented a variable importance stability metric and applied a bootstrap approach to estimate 95% confidence intervals for MSE and R² values, improving robustness given the small testing sample size.</w:t>
       </w:r>
     </w:p>
     <w:p>
@@ -220,8 +210,9 @@
       </w:pPr>
       <w:r>
         <w:rPr>
-          <w:b w:val="false"/>
-          <w:bCs w:val="false"/>
+          <w:rFonts w:ascii="Times New Roman" w:hAnsi="Times New Roman"/>
+          <w:color w:val="auto"/>
+          <w:sz w:val="24"/>
         </w:rPr>
       </w:r>
     </w:p>
@@ -263,21 +254,7 @@
           <w:rFonts w:ascii="Times New Roman" w:hAnsi="Times New Roman"/>
           <w:sz w:val="24"/>
         </w:rPr>
-        <w:t xml:space="preserve">Response: We rewrote the objectives into </w:t>
-      </w:r>
-      <w:r>
-        <w:rPr>
-          <w:rFonts w:ascii="Times New Roman" w:hAnsi="Times New Roman"/>
-          <w:sz w:val="24"/>
-        </w:rPr>
-        <w:t>three</w:t>
-      </w:r>
-      <w:r>
-        <w:rPr>
-          <w:rFonts w:ascii="Times New Roman" w:hAnsi="Times New Roman"/>
-          <w:sz w:val="24"/>
-        </w:rPr>
-        <w:t xml:space="preserve"> explicit bullets and condensed the introduction to foreground the fingerprinting context and why field-scale variability matters.</w:t>
+        <w:t>Response: We rewrote the objectives into three explicit bullets and condensed the introduction to foreground the fingerprinting context and why field-scale variability matters.</w:t>
       </w:r>
     </w:p>
     <w:p>
@@ -717,6 +694,7 @@
         </w:tabs>
         <w:ind w:left="1080" w:hanging="360"/>
       </w:pPr>
+      <w:rPr/>
     </w:lvl>
     <w:lvl w:ilvl="2">
       <w:start w:val="1"/>
@@ -729,6 +707,7 @@
         </w:tabs>
         <w:ind w:left="1440" w:hanging="360"/>
       </w:pPr>
+      <w:rPr/>
     </w:lvl>
     <w:lvl w:ilvl="3">
       <w:start w:val="1"/>
@@ -741,6 +720,7 @@
         </w:tabs>
         <w:ind w:left="1800" w:hanging="360"/>
       </w:pPr>
+      <w:rPr/>
     </w:lvl>
     <w:lvl w:ilvl="4">
       <w:start w:val="1"/>
@@ -753,6 +733,7 @@
         </w:tabs>
         <w:ind w:left="2160" w:hanging="360"/>
       </w:pPr>
+      <w:rPr/>
     </w:lvl>
     <w:lvl w:ilvl="5">
       <w:start w:val="1"/>
@@ -765,6 +746,7 @@
         </w:tabs>
         <w:ind w:left="2520" w:hanging="360"/>
       </w:pPr>
+      <w:rPr/>
     </w:lvl>
     <w:lvl w:ilvl="6">
       <w:start w:val="1"/>
@@ -777,6 +759,7 @@
         </w:tabs>
         <w:ind w:left="2880" w:hanging="360"/>
       </w:pPr>
+      <w:rPr/>
     </w:lvl>
     <w:lvl w:ilvl="7">
       <w:start w:val="1"/>
@@ -789,6 +772,7 @@
         </w:tabs>
         <w:ind w:left="3240" w:hanging="360"/>
       </w:pPr>
+      <w:rPr/>
     </w:lvl>
     <w:lvl w:ilvl="8">
       <w:start w:val="1"/>
@@ -801,6 +785,7 @@
         </w:tabs>
         <w:ind w:left="3600" w:hanging="360"/>
       </w:pPr>
+      <w:rPr/>
     </w:lvl>
   </w:abstractNum>
   <w:abstractNum w:abstractNumId="2">
@@ -830,6 +815,7 @@
         </w:tabs>
         <w:ind w:left="1080" w:hanging="360"/>
       </w:pPr>
+      <w:rPr/>
     </w:lvl>
     <w:lvl w:ilvl="2">
       <w:start w:val="1"/>
@@ -842,6 +828,7 @@
         </w:tabs>
         <w:ind w:left="1440" w:hanging="360"/>
       </w:pPr>
+      <w:rPr/>
     </w:lvl>
     <w:lvl w:ilvl="3">
       <w:start w:val="1"/>
@@ -854,6 +841,7 @@
         </w:tabs>
         <w:ind w:left="1800" w:hanging="360"/>
       </w:pPr>
+      <w:rPr/>
     </w:lvl>
     <w:lvl w:ilvl="4">
       <w:start w:val="1"/>
@@ -866,6 +854,7 @@
         </w:tabs>
         <w:ind w:left="2160" w:hanging="360"/>
       </w:pPr>
+      <w:rPr/>
     </w:lvl>
     <w:lvl w:ilvl="5">
       <w:start w:val="1"/>
@@ -878,6 +867,7 @@
         </w:tabs>
         <w:ind w:left="2520" w:hanging="360"/>
       </w:pPr>
+      <w:rPr/>
     </w:lvl>
     <w:lvl w:ilvl="6">
       <w:start w:val="1"/>
@@ -890,6 +880,7 @@
         </w:tabs>
         <w:ind w:left="2880" w:hanging="360"/>
       </w:pPr>
+      <w:rPr/>
     </w:lvl>
     <w:lvl w:ilvl="7">
       <w:start w:val="1"/>
@@ -902,6 +893,7 @@
         </w:tabs>
         <w:ind w:left="3240" w:hanging="360"/>
       </w:pPr>
+      <w:rPr/>
     </w:lvl>
     <w:lvl w:ilvl="8">
       <w:start w:val="1"/>
@@ -914,6 +906,7 @@
         </w:tabs>
         <w:ind w:left="3600" w:hanging="360"/>
       </w:pPr>
+      <w:rPr/>
     </w:lvl>
   </w:abstractNum>
   <w:abstractNum w:abstractNumId="3">
@@ -943,6 +936,7 @@
         </w:tabs>
         <w:ind w:left="1080" w:hanging="360"/>
       </w:pPr>
+      <w:rPr/>
     </w:lvl>
     <w:lvl w:ilvl="2">
       <w:start w:val="1"/>
@@ -955,6 +949,7 @@
         </w:tabs>
         <w:ind w:left="1440" w:hanging="360"/>
       </w:pPr>
+      <w:rPr/>
     </w:lvl>
     <w:lvl w:ilvl="3">
       <w:start w:val="1"/>
@@ -967,6 +962,7 @@
         </w:tabs>
         <w:ind w:left="1800" w:hanging="360"/>
       </w:pPr>
+      <w:rPr/>
     </w:lvl>
     <w:lvl w:ilvl="4">
       <w:start w:val="1"/>
@@ -979,6 +975,7 @@
         </w:tabs>
         <w:ind w:left="2160" w:hanging="360"/>
       </w:pPr>
+      <w:rPr/>
     </w:lvl>
     <w:lvl w:ilvl="5">
       <w:start w:val="1"/>
@@ -991,6 +988,7 @@
         </w:tabs>
         <w:ind w:left="2520" w:hanging="360"/>
       </w:pPr>
+      <w:rPr/>
     </w:lvl>
     <w:lvl w:ilvl="6">
       <w:start w:val="1"/>
@@ -1003,6 +1001,7 @@
         </w:tabs>
         <w:ind w:left="2880" w:hanging="360"/>
       </w:pPr>
+      <w:rPr/>
     </w:lvl>
     <w:lvl w:ilvl="7">
       <w:start w:val="1"/>
@@ -1015,6 +1014,7 @@
         </w:tabs>
         <w:ind w:left="3240" w:hanging="360"/>
       </w:pPr>
+      <w:rPr/>
     </w:lvl>
     <w:lvl w:ilvl="8">
       <w:start w:val="1"/>
@@ -1027,6 +1027,7 @@
         </w:tabs>
         <w:ind w:left="3600" w:hanging="360"/>
       </w:pPr>
+      <w:rPr/>
     </w:lvl>
   </w:abstractNum>
   <w:abstractNum w:abstractNumId="4">
@@ -1054,6 +1055,7 @@
         </w:tabs>
         <w:ind w:left="1080" w:hanging="360"/>
       </w:pPr>
+      <w:rPr/>
     </w:lvl>
     <w:lvl w:ilvl="2">
       <w:start w:val="1"/>
@@ -1066,6 +1068,7 @@
         </w:tabs>
         <w:ind w:left="1440" w:hanging="360"/>
       </w:pPr>
+      <w:rPr/>
     </w:lvl>
     <w:lvl w:ilvl="3">
       <w:start w:val="1"/>
@@ -1078,6 +1081,7 @@
         </w:tabs>
         <w:ind w:left="1800" w:hanging="360"/>
       </w:pPr>
+      <w:rPr/>
     </w:lvl>
     <w:lvl w:ilvl="4">
       <w:start w:val="1"/>
@@ -1090,6 +1094,7 @@
         </w:tabs>
         <w:ind w:left="2160" w:hanging="360"/>
       </w:pPr>
+      <w:rPr/>
     </w:lvl>
     <w:lvl w:ilvl="5">
       <w:start w:val="1"/>
@@ -1102,6 +1107,7 @@
         </w:tabs>
         <w:ind w:left="2520" w:hanging="360"/>
       </w:pPr>
+      <w:rPr/>
     </w:lvl>
     <w:lvl w:ilvl="6">
       <w:start w:val="1"/>
@@ -1114,6 +1120,7 @@
         </w:tabs>
         <w:ind w:left="2880" w:hanging="360"/>
       </w:pPr>
+      <w:rPr/>
     </w:lvl>
     <w:lvl w:ilvl="7">
       <w:start w:val="1"/>
@@ -1126,6 +1133,7 @@
         </w:tabs>
         <w:ind w:left="3240" w:hanging="360"/>
       </w:pPr>
+      <w:rPr/>
     </w:lvl>
     <w:lvl w:ilvl="8">
       <w:start w:val="1"/>
@@ -1138,6 +1146,7 @@
         </w:tabs>
         <w:ind w:left="3600" w:hanging="360"/>
       </w:pPr>
+      <w:rPr/>
     </w:lvl>
   </w:abstractNum>
   <w:abstractNum w:abstractNumId="5">
@@ -1165,6 +1174,7 @@
         </w:tabs>
         <w:ind w:left="1080" w:hanging="360"/>
       </w:pPr>
+      <w:rPr/>
     </w:lvl>
     <w:lvl w:ilvl="2">
       <w:start w:val="1"/>
@@ -1177,6 +1187,7 @@
         </w:tabs>
         <w:ind w:left="1440" w:hanging="360"/>
       </w:pPr>
+      <w:rPr/>
     </w:lvl>
     <w:lvl w:ilvl="3">
       <w:start w:val="1"/>
@@ -1189,6 +1200,7 @@
         </w:tabs>
         <w:ind w:left="1800" w:hanging="360"/>
       </w:pPr>
+      <w:rPr/>
     </w:lvl>
     <w:lvl w:ilvl="4">
       <w:start w:val="1"/>
@@ -1201,6 +1213,7 @@
         </w:tabs>
         <w:ind w:left="2160" w:hanging="360"/>
       </w:pPr>
+      <w:rPr/>
     </w:lvl>
     <w:lvl w:ilvl="5">
       <w:start w:val="1"/>
@@ -1213,6 +1226,7 @@
         </w:tabs>
         <w:ind w:left="2520" w:hanging="360"/>
       </w:pPr>
+      <w:rPr/>
     </w:lvl>
     <w:lvl w:ilvl="6">
       <w:start w:val="1"/>
@@ -1225,6 +1239,7 @@
         </w:tabs>
         <w:ind w:left="2880" w:hanging="360"/>
       </w:pPr>
+      <w:rPr/>
     </w:lvl>
     <w:lvl w:ilvl="7">
       <w:start w:val="1"/>
@@ -1237,6 +1252,7 @@
         </w:tabs>
         <w:ind w:left="3240" w:hanging="360"/>
       </w:pPr>
+      <w:rPr/>
     </w:lvl>
     <w:lvl w:ilvl="8">
       <w:start w:val="1"/>
@@ -1249,6 +1265,7 @@
         </w:tabs>
         <w:ind w:left="3600" w:hanging="360"/>
       </w:pPr>
+      <w:rPr/>
     </w:lvl>
   </w:abstractNum>
   <w:abstractNum w:abstractNumId="6">
@@ -1276,6 +1293,7 @@
         </w:tabs>
         <w:ind w:left="1080" w:hanging="360"/>
       </w:pPr>
+      <w:rPr/>
     </w:lvl>
     <w:lvl w:ilvl="2">
       <w:start w:val="1"/>
@@ -1288,6 +1306,7 @@
         </w:tabs>
         <w:ind w:left="1440" w:hanging="360"/>
       </w:pPr>
+      <w:rPr/>
     </w:lvl>
     <w:lvl w:ilvl="3">
       <w:start w:val="1"/>
@@ -1300,6 +1319,7 @@
         </w:tabs>
         <w:ind w:left="1800" w:hanging="360"/>
       </w:pPr>
+      <w:rPr/>
     </w:lvl>
     <w:lvl w:ilvl="4">
       <w:start w:val="1"/>
@@ -1312,6 +1332,7 @@
         </w:tabs>
         <w:ind w:left="2160" w:hanging="360"/>
       </w:pPr>
+      <w:rPr/>
     </w:lvl>
     <w:lvl w:ilvl="5">
       <w:start w:val="1"/>
@@ -1324,6 +1345,7 @@
         </w:tabs>
         <w:ind w:left="2520" w:hanging="360"/>
       </w:pPr>
+      <w:rPr/>
     </w:lvl>
     <w:lvl w:ilvl="6">
       <w:start w:val="1"/>
@@ -1336,6 +1358,7 @@
         </w:tabs>
         <w:ind w:left="2880" w:hanging="360"/>
       </w:pPr>
+      <w:rPr/>
     </w:lvl>
     <w:lvl w:ilvl="7">
       <w:start w:val="1"/>
@@ -1348,6 +1371,7 @@
         </w:tabs>
         <w:ind w:left="3240" w:hanging="360"/>
       </w:pPr>
+      <w:rPr/>
     </w:lvl>
     <w:lvl w:ilvl="8">
       <w:start w:val="1"/>
@@ -1360,6 +1384,7 @@
         </w:tabs>
         <w:ind w:left="3600" w:hanging="360"/>
       </w:pPr>
+      <w:rPr/>
     </w:lvl>
   </w:abstractNum>
   <w:abstractNum w:abstractNumId="7">
@@ -1510,7 +1535,7 @@
   <w:docDefaults>
     <w:rPrDefault>
       <w:rPr>
-        <w:rFonts w:ascii="Cambria" w:hAnsi="Cambria" w:eastAsia="ＭＳ 明朝" w:cs="" w:asciiTheme="minorHAnsi" w:cstheme="minorBidi" w:eastAsiaTheme="minorEastAsia" w:hAnsiTheme="minorHAnsi"/>
+        <w:rFonts w:ascii="Cambria" w:hAnsi="Cambria" w:eastAsia="" w:cs="" w:asciiTheme="minorHAnsi" w:cstheme="minorBidi" w:eastAsiaTheme="minorEastAsia" w:hAnsiTheme="minorHAnsi"/>
         <w:sz w:val="22"/>
         <w:szCs w:val="22"/>
         <w:lang w:val="en-US" w:eastAsia="en-US" w:bidi="ar-SA"/>
@@ -1897,12 +1922,13 @@
     <w:rsid w:val="00fc693f"/>
     <w:pPr>
       <w:widowControl/>
+      <w:suppressAutoHyphens w:val="true"/>
       <w:bidi w:val="0"/>
       <w:spacing w:lineRule="auto" w:line="276" w:before="0" w:after="200"/>
       <w:jc w:val="left"/>
     </w:pPr>
     <w:rPr>
-      <w:rFonts w:ascii="Cambria" w:hAnsi="Cambria" w:eastAsia="ＭＳ 明朝" w:cs="" w:asciiTheme="minorHAnsi" w:cstheme="minorBidi" w:eastAsiaTheme="minorEastAsia" w:hAnsiTheme="minorHAnsi"/>
+      <w:rFonts w:ascii="Cambria" w:hAnsi="Cambria" w:eastAsia="" w:cs="" w:asciiTheme="minorHAnsi" w:cstheme="minorBidi" w:eastAsiaTheme="minorEastAsia" w:hAnsiTheme="minorHAnsi"/>
       <w:color w:val="auto"/>
       <w:kern w:val="0"/>
       <w:sz w:val="22"/>
@@ -1925,7 +1951,7 @@
       <w:outlineLvl w:val="0"/>
     </w:pPr>
     <w:rPr>
-      <w:rFonts w:ascii="Calibri" w:hAnsi="Calibri" w:eastAsia="ＭＳ ゴシック" w:cs="" w:asciiTheme="majorHAnsi" w:cstheme="majorBidi" w:eastAsiaTheme="majorEastAsia" w:hAnsiTheme="majorHAnsi"/>
+      <w:rFonts w:ascii="Calibri" w:hAnsi="Calibri" w:eastAsia="" w:cs="" w:asciiTheme="majorHAnsi" w:cstheme="majorBidi" w:eastAsiaTheme="majorEastAsia" w:hAnsiTheme="majorHAnsi"/>
       <w:b/>
       <w:bCs/>
       <w:color w:themeColor="accent1" w:themeShade="bf" w:val="365F91"/>
@@ -1949,7 +1975,7 @@
       <w:outlineLvl w:val="1"/>
     </w:pPr>
     <w:rPr>
-      <w:rFonts w:ascii="Calibri" w:hAnsi="Calibri" w:eastAsia="ＭＳ ゴシック" w:cs="" w:asciiTheme="majorHAnsi" w:cstheme="majorBidi" w:eastAsiaTheme="majorEastAsia" w:hAnsiTheme="majorHAnsi"/>
+      <w:rFonts w:ascii="Calibri" w:hAnsi="Calibri" w:eastAsia="" w:cs="" w:asciiTheme="majorHAnsi" w:cstheme="majorBidi" w:eastAsiaTheme="majorEastAsia" w:hAnsiTheme="majorHAnsi"/>
       <w:b/>
       <w:bCs/>
       <w:color w:themeColor="accent1" w:val="4F81BD"/>
@@ -1973,7 +1999,7 @@
       <w:outlineLvl w:val="2"/>
     </w:pPr>
     <w:rPr>
-      <w:rFonts w:ascii="Calibri" w:hAnsi="Calibri" w:eastAsia="ＭＳ ゴシック" w:cs="" w:asciiTheme="majorHAnsi" w:cstheme="majorBidi" w:eastAsiaTheme="majorEastAsia" w:hAnsiTheme="majorHAnsi"/>
+      <w:rFonts w:ascii="Calibri" w:hAnsi="Calibri" w:eastAsia="" w:cs="" w:asciiTheme="majorHAnsi" w:cstheme="majorBidi" w:eastAsiaTheme="majorEastAsia" w:hAnsiTheme="majorHAnsi"/>
       <w:b/>
       <w:bCs/>
       <w:color w:themeColor="accent1" w:val="4F81BD"/>
@@ -1996,7 +2022,7 @@
       <w:outlineLvl w:val="3"/>
     </w:pPr>
     <w:rPr>
-      <w:rFonts w:ascii="Calibri" w:hAnsi="Calibri" w:eastAsia="ＭＳ ゴシック" w:cs="" w:asciiTheme="majorHAnsi" w:cstheme="majorBidi" w:eastAsiaTheme="majorEastAsia" w:hAnsiTheme="majorHAnsi"/>
+      <w:rFonts w:ascii="Calibri" w:hAnsi="Calibri" w:eastAsia="" w:cs="" w:asciiTheme="majorHAnsi" w:cstheme="majorBidi" w:eastAsiaTheme="majorEastAsia" w:hAnsiTheme="majorHAnsi"/>
       <w:b/>
       <w:bCs/>
       <w:i/>
@@ -2021,7 +2047,7 @@
       <w:outlineLvl w:val="4"/>
     </w:pPr>
     <w:rPr>
-      <w:rFonts w:ascii="Calibri" w:hAnsi="Calibri" w:eastAsia="ＭＳ ゴシック" w:cs="" w:asciiTheme="majorHAnsi" w:cstheme="majorBidi" w:eastAsiaTheme="majorEastAsia" w:hAnsiTheme="majorHAnsi"/>
+      <w:rFonts w:ascii="Calibri" w:hAnsi="Calibri" w:eastAsia="" w:cs="" w:asciiTheme="majorHAnsi" w:cstheme="majorBidi" w:eastAsiaTheme="majorEastAsia" w:hAnsiTheme="majorHAnsi"/>
       <w:color w:themeColor="accent1" w:themeShade="7f" w:val="243F60"/>
     </w:rPr>
   </w:style>
@@ -2042,7 +2068,7 @@
       <w:outlineLvl w:val="5"/>
     </w:pPr>
     <w:rPr>
-      <w:rFonts w:ascii="Calibri" w:hAnsi="Calibri" w:eastAsia="ＭＳ ゴシック" w:cs="" w:asciiTheme="majorHAnsi" w:cstheme="majorBidi" w:eastAsiaTheme="majorEastAsia" w:hAnsiTheme="majorHAnsi"/>
+      <w:rFonts w:ascii="Calibri" w:hAnsi="Calibri" w:eastAsia="" w:cs="" w:asciiTheme="majorHAnsi" w:cstheme="majorBidi" w:eastAsiaTheme="majorEastAsia" w:hAnsiTheme="majorHAnsi"/>
       <w:i/>
       <w:iCs/>
       <w:color w:themeColor="accent1" w:themeShade="7f" w:val="243F60"/>
@@ -2065,7 +2091,7 @@
       <w:outlineLvl w:val="6"/>
     </w:pPr>
     <w:rPr>
-      <w:rFonts w:ascii="Calibri" w:hAnsi="Calibri" w:eastAsia="ＭＳ ゴシック" w:cs="" w:asciiTheme="majorHAnsi" w:cstheme="majorBidi" w:eastAsiaTheme="majorEastAsia" w:hAnsiTheme="majorHAnsi"/>
+      <w:rFonts w:ascii="Calibri" w:hAnsi="Calibri" w:eastAsia="" w:cs="" w:asciiTheme="majorHAnsi" w:cstheme="majorBidi" w:eastAsiaTheme="majorEastAsia" w:hAnsiTheme="majorHAnsi"/>
       <w:i/>
       <w:iCs/>
       <w:color w:themeColor="text1" w:themeTint="bf" w:val="404040"/>
@@ -2088,7 +2114,7 @@
       <w:outlineLvl w:val="7"/>
     </w:pPr>
     <w:rPr>
-      <w:rFonts w:ascii="Calibri" w:hAnsi="Calibri" w:eastAsia="ＭＳ ゴシック" w:cs="" w:asciiTheme="majorHAnsi" w:cstheme="majorBidi" w:eastAsiaTheme="majorEastAsia" w:hAnsiTheme="majorHAnsi"/>
+      <w:rFonts w:ascii="Calibri" w:hAnsi="Calibri" w:eastAsia="" w:cs="" w:asciiTheme="majorHAnsi" w:cstheme="majorBidi" w:eastAsiaTheme="majorEastAsia" w:hAnsiTheme="majorHAnsi"/>
       <w:color w:themeColor="accent1" w:val="4F81BD"/>
       <w:sz w:val="20"/>
       <w:szCs w:val="20"/>
@@ -2111,7 +2137,7 @@
       <w:outlineLvl w:val="8"/>
     </w:pPr>
     <w:rPr>
-      <w:rFonts w:ascii="Calibri" w:hAnsi="Calibri" w:eastAsia="ＭＳ ゴシック" w:cs="" w:asciiTheme="majorHAnsi" w:cstheme="majorBidi" w:eastAsiaTheme="majorEastAsia" w:hAnsiTheme="majorHAnsi"/>
+      <w:rFonts w:ascii="Calibri" w:hAnsi="Calibri" w:eastAsia="" w:cs="" w:asciiTheme="majorHAnsi" w:cstheme="majorBidi" w:eastAsiaTheme="majorEastAsia" w:hAnsiTheme="majorHAnsi"/>
       <w:i/>
       <w:iCs/>
       <w:color w:themeColor="text1" w:themeTint="bf" w:val="404040"/>
@@ -2153,7 +2179,7 @@
     <w:qFormat/>
     <w:rsid w:val="00fc693f"/>
     <w:rPr>
-      <w:rFonts w:ascii="Calibri" w:hAnsi="Calibri" w:eastAsia="ＭＳ ゴシック" w:cs="" w:asciiTheme="majorHAnsi" w:cstheme="majorBidi" w:eastAsiaTheme="majorEastAsia" w:hAnsiTheme="majorHAnsi"/>
+      <w:rFonts w:ascii="Calibri" w:hAnsi="Calibri" w:eastAsia="" w:cs="" w:asciiTheme="majorHAnsi" w:cstheme="majorBidi" w:eastAsiaTheme="majorEastAsia" w:hAnsiTheme="majorHAnsi"/>
       <w:b/>
       <w:bCs/>
       <w:color w:themeColor="accent1" w:themeShade="bf" w:val="365F91"/>
@@ -2169,7 +2195,7 @@
     <w:qFormat/>
     <w:rsid w:val="00fc693f"/>
     <w:rPr>
-      <w:rFonts w:ascii="Calibri" w:hAnsi="Calibri" w:eastAsia="ＭＳ ゴシック" w:cs="" w:asciiTheme="majorHAnsi" w:cstheme="majorBidi" w:eastAsiaTheme="majorEastAsia" w:hAnsiTheme="majorHAnsi"/>
+      <w:rFonts w:ascii="Calibri" w:hAnsi="Calibri" w:eastAsia="" w:cs="" w:asciiTheme="majorHAnsi" w:cstheme="majorBidi" w:eastAsiaTheme="majorEastAsia" w:hAnsiTheme="majorHAnsi"/>
       <w:b/>
       <w:bCs/>
       <w:color w:themeColor="accent1" w:val="4F81BD"/>
@@ -2185,7 +2211,7 @@
     <w:qFormat/>
     <w:rsid w:val="00fc693f"/>
     <w:rPr>
-      <w:rFonts w:ascii="Calibri" w:hAnsi="Calibri" w:eastAsia="ＭＳ ゴシック" w:cs="" w:asciiTheme="majorHAnsi" w:cstheme="majorBidi" w:eastAsiaTheme="majorEastAsia" w:hAnsiTheme="majorHAnsi"/>
+      <w:rFonts w:ascii="Calibri" w:hAnsi="Calibri" w:eastAsia="" w:cs="" w:asciiTheme="majorHAnsi" w:cstheme="majorBidi" w:eastAsiaTheme="majorEastAsia" w:hAnsiTheme="majorHAnsi"/>
       <w:b/>
       <w:bCs/>
       <w:color w:themeColor="accent1" w:val="4F81BD"/>
@@ -2199,7 +2225,7 @@
     <w:qFormat/>
     <w:rsid w:val="00fc693f"/>
     <w:rPr>
-      <w:rFonts w:ascii="Calibri" w:hAnsi="Calibri" w:eastAsia="ＭＳ ゴシック" w:cs="" w:asciiTheme="majorHAnsi" w:cstheme="majorBidi" w:eastAsiaTheme="majorEastAsia" w:hAnsiTheme="majorHAnsi"/>
+      <w:rFonts w:ascii="Calibri" w:hAnsi="Calibri" w:eastAsia="" w:cs="" w:asciiTheme="majorHAnsi" w:cstheme="majorBidi" w:eastAsiaTheme="majorEastAsia" w:hAnsiTheme="majorHAnsi"/>
       <w:color w:themeColor="text2" w:themeShade="bf" w:val="17365D"/>
       <w:spacing w:val="5"/>
       <w:kern w:val="2"/>
@@ -2215,7 +2241,7 @@
     <w:qFormat/>
     <w:rsid w:val="00fc693f"/>
     <w:rPr>
-      <w:rFonts w:ascii="Calibri" w:hAnsi="Calibri" w:eastAsia="ＭＳ ゴシック" w:cs="" w:asciiTheme="majorHAnsi" w:cstheme="majorBidi" w:eastAsiaTheme="majorEastAsia" w:hAnsiTheme="majorHAnsi"/>
+      <w:rFonts w:ascii="Calibri" w:hAnsi="Calibri" w:eastAsia="" w:cs="" w:asciiTheme="majorHAnsi" w:cstheme="majorBidi" w:eastAsiaTheme="majorEastAsia" w:hAnsiTheme="majorHAnsi"/>
       <w:i/>
       <w:iCs/>
       <w:color w:themeColor="accent1" w:val="4F81BD"/>
@@ -2288,7 +2314,7 @@
     <w:qFormat/>
     <w:rsid w:val="00fc693f"/>
     <w:rPr>
-      <w:rFonts w:ascii="Calibri" w:hAnsi="Calibri" w:eastAsia="ＭＳ ゴシック" w:cs="" w:asciiTheme="majorHAnsi" w:cstheme="majorBidi" w:eastAsiaTheme="majorEastAsia" w:hAnsiTheme="majorHAnsi"/>
+      <w:rFonts w:ascii="Calibri" w:hAnsi="Calibri" w:eastAsia="" w:cs="" w:asciiTheme="majorHAnsi" w:cstheme="majorBidi" w:eastAsiaTheme="majorEastAsia" w:hAnsiTheme="majorHAnsi"/>
       <w:b/>
       <w:bCs/>
       <w:i/>
@@ -2305,7 +2331,7 @@
     <w:qFormat/>
     <w:rsid w:val="00fc693f"/>
     <w:rPr>
-      <w:rFonts w:ascii="Calibri" w:hAnsi="Calibri" w:eastAsia="ＭＳ ゴシック" w:cs="" w:asciiTheme="majorHAnsi" w:cstheme="majorBidi" w:eastAsiaTheme="majorEastAsia" w:hAnsiTheme="majorHAnsi"/>
+      <w:rFonts w:ascii="Calibri" w:hAnsi="Calibri" w:eastAsia="" w:cs="" w:asciiTheme="majorHAnsi" w:cstheme="majorBidi" w:eastAsiaTheme="majorEastAsia" w:hAnsiTheme="majorHAnsi"/>
       <w:color w:themeColor="accent1" w:themeShade="7f" w:val="243F60"/>
     </w:rPr>
   </w:style>
@@ -2318,7 +2344,7 @@
     <w:qFormat/>
     <w:rsid w:val="00fc693f"/>
     <w:rPr>
-      <w:rFonts w:ascii="Calibri" w:hAnsi="Calibri" w:eastAsia="ＭＳ ゴシック" w:cs="" w:asciiTheme="majorHAnsi" w:cstheme="majorBidi" w:eastAsiaTheme="majorEastAsia" w:hAnsiTheme="majorHAnsi"/>
+      <w:rFonts w:ascii="Calibri" w:hAnsi="Calibri" w:eastAsia="" w:cs="" w:asciiTheme="majorHAnsi" w:cstheme="majorBidi" w:eastAsiaTheme="majorEastAsia" w:hAnsiTheme="majorHAnsi"/>
       <w:i/>
       <w:iCs/>
       <w:color w:themeColor="accent1" w:themeShade="7f" w:val="243F60"/>
@@ -2333,7 +2359,7 @@
     <w:qFormat/>
     <w:rsid w:val="00fc693f"/>
     <w:rPr>
-      <w:rFonts w:ascii="Calibri" w:hAnsi="Calibri" w:eastAsia="ＭＳ ゴシック" w:cs="" w:asciiTheme="majorHAnsi" w:cstheme="majorBidi" w:eastAsiaTheme="majorEastAsia" w:hAnsiTheme="majorHAnsi"/>
+      <w:rFonts w:ascii="Calibri" w:hAnsi="Calibri" w:eastAsia="" w:cs="" w:asciiTheme="majorHAnsi" w:cstheme="majorBidi" w:eastAsiaTheme="majorEastAsia" w:hAnsiTheme="majorHAnsi"/>
       <w:i/>
       <w:iCs/>
       <w:color w:themeColor="text1" w:themeTint="bf" w:val="404040"/>
@@ -2348,7 +2374,7 @@
     <w:qFormat/>
     <w:rsid w:val="00fc693f"/>
     <w:rPr>
-      <w:rFonts w:ascii="Calibri" w:hAnsi="Calibri" w:eastAsia="ＭＳ ゴシック" w:cs="" w:asciiTheme="majorHAnsi" w:cstheme="majorBidi" w:eastAsiaTheme="majorEastAsia" w:hAnsiTheme="majorHAnsi"/>
+      <w:rFonts w:ascii="Calibri" w:hAnsi="Calibri" w:eastAsia="" w:cs="" w:asciiTheme="majorHAnsi" w:cstheme="majorBidi" w:eastAsiaTheme="majorEastAsia" w:hAnsiTheme="majorHAnsi"/>
       <w:color w:themeColor="accent1" w:val="4F81BD"/>
       <w:sz w:val="20"/>
       <w:szCs w:val="20"/>
@@ -2363,7 +2389,7 @@
     <w:qFormat/>
     <w:rsid w:val="00fc693f"/>
     <w:rPr>
-      <w:rFonts w:ascii="Calibri" w:hAnsi="Calibri" w:eastAsia="ＭＳ ゴシック" w:cs="" w:asciiTheme="majorHAnsi" w:cstheme="majorBidi" w:eastAsiaTheme="majorEastAsia" w:hAnsiTheme="majorHAnsi"/>
+      <w:rFonts w:ascii="Calibri" w:hAnsi="Calibri" w:eastAsia="" w:cs="" w:asciiTheme="majorHAnsi" w:cstheme="majorBidi" w:eastAsiaTheme="majorEastAsia" w:hAnsiTheme="majorHAnsi"/>
       <w:i/>
       <w:iCs/>
       <w:color w:themeColor="text1" w:themeTint="bf" w:val="404040"/>
@@ -2593,12 +2619,13 @@
     <w:rsid w:val="00fc693f"/>
     <w:pPr>
       <w:widowControl/>
+      <w:suppressAutoHyphens w:val="true"/>
       <w:bidi w:val="0"/>
       <w:spacing w:lineRule="auto" w:line="240" w:before="0" w:after="0"/>
       <w:jc w:val="left"/>
     </w:pPr>
     <w:rPr>
-      <w:rFonts w:ascii="Cambria" w:hAnsi="Cambria" w:eastAsia="ＭＳ 明朝" w:cs="" w:asciiTheme="minorHAnsi" w:cstheme="minorBidi" w:eastAsiaTheme="minorEastAsia" w:hAnsiTheme="minorHAnsi"/>
+      <w:rFonts w:ascii="Cambria" w:hAnsi="Cambria" w:eastAsia="" w:cs="" w:asciiTheme="minorHAnsi" w:cstheme="minorBidi" w:eastAsiaTheme="minorEastAsia" w:hAnsiTheme="minorHAnsi"/>
       <w:color w:val="auto"/>
       <w:kern w:val="0"/>
       <w:sz w:val="22"/>
@@ -2622,7 +2649,7 @@
       <w:contextualSpacing/>
     </w:pPr>
     <w:rPr>
-      <w:rFonts w:ascii="Calibri" w:hAnsi="Calibri" w:eastAsia="ＭＳ ゴシック" w:cs="" w:asciiTheme="majorHAnsi" w:cstheme="majorBidi" w:eastAsiaTheme="majorEastAsia" w:hAnsiTheme="majorHAnsi"/>
+      <w:rFonts w:ascii="Calibri" w:hAnsi="Calibri" w:eastAsia="" w:cs="" w:asciiTheme="majorHAnsi" w:cstheme="majorBidi" w:eastAsiaTheme="majorEastAsia" w:hAnsiTheme="majorHAnsi"/>
       <w:color w:themeColor="text2" w:themeShade="bf" w:val="17365D"/>
       <w:spacing w:val="5"/>
       <w:kern w:val="2"/>
@@ -2640,7 +2667,7 @@
     <w:rsid w:val="00fc693f"/>
     <w:pPr/>
     <w:rPr>
-      <w:rFonts w:ascii="Calibri" w:hAnsi="Calibri" w:eastAsia="ＭＳ ゴシック" w:cs="" w:asciiTheme="majorHAnsi" w:cstheme="majorBidi" w:eastAsiaTheme="majorEastAsia" w:hAnsiTheme="majorHAnsi"/>
+      <w:rFonts w:ascii="Calibri" w:hAnsi="Calibri" w:eastAsia="" w:cs="" w:asciiTheme="majorHAnsi" w:cstheme="majorBidi" w:eastAsiaTheme="majorEastAsia" w:hAnsiTheme="majorHAnsi"/>
       <w:i/>
       <w:iCs/>
       <w:color w:themeColor="accent1" w:val="4F81BD"/>
@@ -2873,12 +2900,13 @@
         <w:tab w:val="left" w:pos="3456" w:leader="none"/>
         <w:tab w:val="left" w:pos="4032" w:leader="none"/>
       </w:tabs>
+      <w:suppressAutoHyphens w:val="true"/>
       <w:bidi w:val="0"/>
       <w:spacing w:lineRule="auto" w:line="276" w:before="0" w:after="200"/>
       <w:jc w:val="left"/>
     </w:pPr>
     <w:rPr>
-      <w:rFonts w:ascii="Courier" w:hAnsi="Courier" w:eastAsia="ＭＳ 明朝" w:cs="" w:cstheme="minorBidi" w:eastAsiaTheme="minorEastAsia"/>
+      <w:rFonts w:ascii="Courier" w:hAnsi="Courier" w:eastAsia="" w:cs="" w:cstheme="minorBidi" w:eastAsiaTheme="minorEastAsia"/>
       <w:color w:val="auto"/>
       <w:kern w:val="0"/>
       <w:sz w:val="20"/>
@@ -5903,7 +5931,6 @@
       <w:pPr>
         <w:spacing w:before="0" w:after="0" w:line="240" w:lineRule="auto"/>
       </w:pPr>
-      <w:rPr/>
       <w:tblPr/>
       <w:tcPr>
         <w:tcBorders>
@@ -6043,7 +6070,6 @@
       <w:pPr>
         <w:spacing w:before="0" w:after="0" w:line="240" w:lineRule="auto"/>
       </w:pPr>
-      <w:rPr/>
       <w:tblPr/>
       <w:tcPr>
         <w:tcBorders>
@@ -6183,7 +6209,6 @@
       <w:pPr>
         <w:spacing w:before="0" w:after="0" w:line="240" w:lineRule="auto"/>
       </w:pPr>
-      <w:rPr/>
       <w:tblPr/>
       <w:tcPr>
         <w:tcBorders>
@@ -6323,7 +6348,6 @@
       <w:pPr>
         <w:spacing w:before="0" w:after="0" w:line="240" w:lineRule="auto"/>
       </w:pPr>
-      <w:rPr/>
       <w:tblPr/>
       <w:tcPr>
         <w:tcBorders>
@@ -6463,7 +6487,6 @@
       <w:pPr>
         <w:spacing w:before="0" w:after="0" w:line="240" w:lineRule="auto"/>
       </w:pPr>
-      <w:rPr/>
       <w:tblPr/>
       <w:tcPr>
         <w:tcBorders>
@@ -6603,7 +6626,6 @@
       <w:pPr>
         <w:spacing w:before="0" w:after="0" w:line="240" w:lineRule="auto"/>
       </w:pPr>
-      <w:rPr/>
       <w:tblPr/>
       <w:tcPr>
         <w:tcBorders>
@@ -6743,7 +6765,6 @@
       <w:pPr>
         <w:spacing w:before="0" w:after="0" w:line="240" w:lineRule="auto"/>
       </w:pPr>
-      <w:rPr/>
       <w:tblPr/>
       <w:tcPr>
         <w:tcBorders>
